--- a/docs/Siligent_Dental_Scheduler_System_Specification.docx
+++ b/docs/Siligent_Dental_Scheduler_System_Specification.docx
@@ -2545,19 +2545,7 @@
         <w:ind w:left="540" w:hanging="271"/>
       </w:pPr>
       <w:r>
-        <w:rPr>
-          <w:rFonts w:ascii="Calibri" w:hAnsi="Calibri"/>
-          <w:b/>
-          <w:color w:val="173F3D"/>
-        </w:rPr>
-        <w:t xml:space="preserve">Capture. </w:t>
-      </w:r>
-      <w:r>
-        <w:rPr>
-          <w:rFonts w:ascii="Calibri" w:hAnsi="Calibri"/>
-          <w:color w:val="183331"/>
-        </w:rPr>
-        <w:t>Staff enters patient, procedure, condition, date range, daily time window, preferred dentist, complexity, and optional waitlist consent or walk-in status</w:t>
+        <w:t>Capture. Staff enters patient and clinician-approved procedure. The basic flow assumes any opening in the rolling year; condition context, custom availability, preferred dentist, complexity, waitlist consent, and walk-in status are optional or situational.</w:t>
       </w:r>
     </w:p>
     <w:p>
@@ -13822,19 +13810,7 @@
         <w:ind w:left="540" w:hanging="271"/>
       </w:pPr>
       <w:r>
-        <w:rPr>
-          <w:rFonts w:ascii="Calibri" w:hAnsi="Calibri"/>
-          <w:b/>
-          <w:color w:val="173F3D"/>
-        </w:rPr>
-        <w:t xml:space="preserve">Enter request. </w:t>
-      </w:r>
-      <w:r>
-        <w:rPr>
-          <w:rFonts w:ascii="Calibri" w:hAnsi="Calibri"/>
-          <w:color w:val="183331"/>
-        </w:rPr>
-        <w:t>Staff supplies patient name, MRN, procedure, condition/context, date range, daily hours, preferred dentist, complexity, and optional waitlist consent</w:t>
+        <w:t>Enter request. Staff supplies patient name, MRN, and clinician-approved procedure. The basic flow assumes any opening in the rolling year; condition context, custom dates and daily hours, preferred dentist, complexity, and waitlist consent are optional or situational.</w:t>
       </w:r>
     </w:p>
     <w:p>
@@ -28286,13 +28262,29 @@
         <w:keepLines w:val="0"/>
         <w:spacing w:before="0" w:after="0" w:line="300" w:lineRule="auto"/>
       </w:pPr>
+      <w:r/>
+    </w:p>
+    <w:p>
+      <w:pPr>
+        <w:pStyle w:val="Heading1"/>
+      </w:pPr>
       <w:r>
-        <w:rPr>
-          <w:rFonts w:ascii="Calibri" w:hAnsi="Calibri"/>
-          <w:i/>
-          <w:color w:val="667875"/>
-        </w:rPr>
-        <w:t>End of specification.</w:t>
+        <w:t>Simplified Request and Block Specification</w:t>
+      </w:r>
+    </w:p>
+    <w:p>
+      <w:r>
+        <w:t>The interface uses three stages: patient and treatment, optional preferences, and opening selection. patient_always_available=true searches the rolling horizon; false requires both dates and daily times. Legacy callers that omit the flag but provide all four window fields retain custom-window behavior.</w:t>
+      </w:r>
+    </w:p>
+    <w:p>
+      <w:r>
+        <w:t>Doctor procedure blocks may occur once or weekly through an inclusive date while preserving local wall-clock time. The API validates horizon, same-day duration, qualification, hours or shift override, leave, closure, room, equipment, appointments, and block conflicts. One failure rolls back the series; every committed occurrence is immutable and audited.</w:t>
+      </w:r>
+    </w:p>
+    <w:p>
+      <w:r>
+        <w:t>Simulation requires request_id, patient_ref, and procedure_code. Defaults provide standard difficulty, routine priority, and rolling-horizon availability. Advanced columns remain supported; identifiers, free text, formulas, locked requests, and reserved-capacity overrides remain prohibited.</w:t>
       </w:r>
     </w:p>
     <w:sectPr>
